--- a/lab3/VisualLAB3.docx
+++ b/lab3/VisualLAB3.docx
@@ -1011,7 +1011,7 @@
     </w:p>
     <w:p>
       <w:pPr>
-        <w:pStyle w:val="Heading2"/>
+        <w:pStyle w:val="Heading1"/>
       </w:pPr>
       <w:r>
         <w:rPr>
@@ -1231,7 +1231,7 @@
     </w:p>
     <w:p>
       <w:pPr>
-        <w:pStyle w:val="Heading2"/>
+        <w:pStyle w:val="Heading1"/>
       </w:pPr>
       <w:r>
         <w:rPr>
@@ -1373,7 +1373,6 @@
         <w:rPr>
           <w:rStyle w:val="Strong"/>
         </w:rPr>
-        <w:lastRenderedPageBreak/>
         <w:t>Рис. 2 — Композиція з чотирьох діаграм (par(mfrow)).</w:t>
       </w:r>
     </w:p>
@@ -1424,7 +1423,7 @@
     </w:p>
     <w:p>
       <w:pPr>
-        <w:pStyle w:val="Heading2"/>
+        <w:pStyle w:val="Heading1"/>
       </w:pPr>
       <w:r>
         <w:rPr>
@@ -1581,6 +1580,7 @@
         <w:rPr>
           <w:noProof/>
         </w:rPr>
+        <w:lastRenderedPageBreak/>
         <w:drawing>
           <wp:inline distT="0" distB="0" distL="0" distR="0" wp14:anchorId="50CC01AB" wp14:editId="029E7247">
             <wp:extent cx="4298980" cy="2834640"/>
@@ -1620,7 +1620,7 @@
     </w:p>
     <w:p>
       <w:pPr>
-        <w:pStyle w:val="Heading2"/>
+        <w:pStyle w:val="Heading1"/>
       </w:pPr>
       <w:r>
         <w:rPr>
@@ -1628,7 +1628,6 @@
           <w:b/>
           <w:bCs/>
         </w:rPr>
-        <w:lastRenderedPageBreak/>
         <w:t xml:space="preserve">2.4. </w:t>
       </w:r>
       <w:proofErr w:type="spellStart"/>
@@ -1765,6 +1764,7 @@
         <w:rPr>
           <w:noProof/>
         </w:rPr>
+        <w:lastRenderedPageBreak/>
         <w:drawing>
           <wp:inline distT="0" distB="0" distL="0" distR="0" wp14:anchorId="07718210" wp14:editId="0FBCDCB6">
             <wp:extent cx="5486400" cy="3641090"/>
@@ -1804,7 +1804,7 @@
     </w:p>
     <w:p>
       <w:pPr>
-        <w:pStyle w:val="Heading2"/>
+        <w:pStyle w:val="Heading1"/>
       </w:pPr>
       <w:r>
         <w:rPr>
@@ -1863,7 +1863,7 @@
     </w:p>
     <w:p>
       <w:pPr>
-        <w:pStyle w:val="Heading2"/>
+        <w:pStyle w:val="Heading1"/>
       </w:pPr>
       <w:r>
         <w:rPr>
@@ -1945,7 +1945,6 @@
         <w:jc w:val="both"/>
       </w:pPr>
       <w:r>
-        <w:lastRenderedPageBreak/>
         <w:t xml:space="preserve">Варіанти композиції діаграм відпрацьовано як через </w:t>
       </w:r>
       <w:r>
@@ -2007,7 +2006,7 @@
     </w:p>
     <w:p>
       <w:pPr>
-        <w:pStyle w:val="Heading2"/>
+        <w:pStyle w:val="Heading1"/>
       </w:pPr>
       <w:r>
         <w:rPr>
@@ -2015,6 +2014,7 @@
           <w:b/>
           <w:bCs/>
         </w:rPr>
+        <w:lastRenderedPageBreak/>
         <w:t>5</w:t>
       </w:r>
       <w:r>
@@ -2048,7 +2048,7 @@
     </w:p>
     <w:p>
       <w:pPr>
-        <w:pStyle w:val="Heading2"/>
+        <w:pStyle w:val="Heading1"/>
       </w:pPr>
       <w:r>
         <w:rPr>
@@ -2205,7 +2205,7 @@
     </w:p>
     <w:p>
       <w:pPr>
-        <w:pStyle w:val="Heading2"/>
+        <w:pStyle w:val="Heading1"/>
         <w:rPr>
           <w:lang w:val="uk-UA"/>
         </w:rPr>
@@ -2714,14 +2714,6 @@
           <w:szCs w:val="18"/>
         </w:rPr>
         <w:br/>
-      </w:r>
-      <w:r>
-        <w:rPr>
-          <w:color w:val="080808"/>
-          <w:sz w:val="18"/>
-          <w:szCs w:val="18"/>
-        </w:rPr>
-        <w:lastRenderedPageBreak/>
         <w:t xml:space="preserve">  force(</w:t>
       </w:r>
       <w:r>
@@ -3237,6 +3229,14 @@
           <w:szCs w:val="18"/>
         </w:rPr>
         <w:br/>
+      </w:r>
+      <w:r>
+        <w:rPr>
+          <w:color w:val="080808"/>
+          <w:sz w:val="18"/>
+          <w:szCs w:val="18"/>
+        </w:rPr>
+        <w:lastRenderedPageBreak/>
         <w:t xml:space="preserve">    plot(</w:t>
       </w:r>
       <w:r>
@@ -6226,14 +6226,6 @@
           <w:szCs w:val="18"/>
         </w:rPr>
         <w:br/>
-      </w:r>
-      <w:r>
-        <w:rPr>
-          <w:color w:val="080808"/>
-          <w:sz w:val="18"/>
-          <w:szCs w:val="18"/>
-        </w:rPr>
-        <w:lastRenderedPageBreak/>
         <w:t>png(file.path(</w:t>
       </w:r>
       <w:r>
@@ -6681,7 +6673,6 @@
           <w:szCs w:val="18"/>
         </w:rPr>
         <w:br/>
-        <w:t># ==========================================================</w:t>
       </w:r>
       <w:r>
         <w:rPr>
@@ -6691,6 +6682,17 @@
           <w:sz w:val="18"/>
           <w:szCs w:val="18"/>
         </w:rPr>
+        <w:lastRenderedPageBreak/>
+        <w:t># ==========================================================</w:t>
+      </w:r>
+      <w:r>
+        <w:rPr>
+          <w:i/>
+          <w:iCs/>
+          <w:color w:val="8C8C8C"/>
+          <w:sz w:val="18"/>
+          <w:szCs w:val="18"/>
+        </w:rPr>
         <w:br/>
       </w:r>
       <w:r>
@@ -9411,7 +9413,6 @@
           <w:sz w:val="18"/>
           <w:szCs w:val="18"/>
         </w:rPr>
-        <w:lastRenderedPageBreak/>
         <w:t>"Indonesia"</w:t>
       </w:r>
       <w:r>
@@ -10127,6 +10128,14 @@
           <w:szCs w:val="18"/>
         </w:rPr>
         <w:br/>
+      </w:r>
+      <w:r>
+        <w:rPr>
+          <w:color w:val="080808"/>
+          <w:sz w:val="18"/>
+          <w:szCs w:val="18"/>
+        </w:rPr>
+        <w:lastRenderedPageBreak/>
         <w:t xml:space="preserve">    </w:t>
       </w:r>
       <w:r>
@@ -13373,7 +13382,6 @@
           <w:sz w:val="18"/>
           <w:szCs w:val="18"/>
         </w:rPr>
-        <w:lastRenderedPageBreak/>
         <w:t># Експорт PDF</w:t>
       </w:r>
       <w:r>
